--- a/docs/第4章_術前評価_要点集.docx
+++ b/docs/第4章_術前評価_要点集.docx
@@ -485,7 +485,7 @@
           <w:sz w:val="21"/>
           <w:szCs w:val="21"/>
         </w:rPr>
-        <w:t xml:space="preserve">運動耐容能は「階段 2 フロア分（2 flights）を休まず上れるか」で 4 METs 超の目安を得るが、麻酔科医の主観的評価は 4 METs 未満の患者の 2 割しか拾えない（METS 研究）。2024 年 AHA/ACC（米国心臓協会／米国心臓病学会）は DASI（Duke Activity Status Index：デューク活動状態指数）のような構造化した評価を Class 2a としている。</w:t>
+        <w:t xml:space="preserve">運動耐容能は「階段 2 フロア分（2 flights）を休まず上れるか」で 4 METs 超の目安を得るが、麻酔科医の主観的評価は 4 METs 未満の患者の 2 割しか拾えない（METS 研究）。2024 年 AHA/ACC（米国心臓協会／米国心臓病学会）は、主観的な質問より DASI（Duke Activity Status Index：デューク活動状態指数）のような構造化した評価でリスクを層別化するのを妥当とする（Class 2a。要約論文 Kothari 2025 経由）【要確認: 2024 AHA/ACC 本文（Circulation 2024;150:e351-e442）の推奨表で DASI の推奨文とクラス】。</w:t>
       </w:r>
     </w:p>
     <w:p>
@@ -1143,7 +1143,7 @@
                 <w:sz w:val="19"/>
                 <w:szCs w:val="19"/>
               </w:rPr>
-              <w:t xml:space="preserve">初回 140/90 以上なら 1 分以上空けて 2 回測り直す。術前外来で 180/110 mmHg 未満なら待機手術を進める（AAGBI/BHS 2016）。180/110 未満で合併症が増える根拠はない（2024 AHA/ACC Class 2b）【要確認: 2024 AHA/ACC 本文の推奨表】</w:t>
+              <w:t xml:space="preserve">初回 140/90 以上なら 1 分以上空けて 2 回測り直す。一次診療の記録がない患者で、術前外来 180/110 mmHg 未満なら待機手術を進める（AAGBI/BHS 2016）。RCRI のリスク因子がなければ、180/110 未満で周術期合併症が増える有意な根拠はない（2024 AHA/ACC Class 2b。要約論文経由）【要確認: 2024 AHA/ACC 本文の推奨表で 2b の推奨文】</w:t>
             </w:r>
           </w:p>
         </w:tc>
@@ -1238,7 +1238,7 @@
                 <w:sz w:val="19"/>
                 <w:szCs w:val="19"/>
               </w:rPr>
-              <w:t xml:space="preserve">術前禁煙で合併症の相対リスク 41% 減、1 週長いごとに 19% 増、4 週以上で明らか。手術 8 週以内の禁煙でも合併症は増えない</w:t>
+              <w:t xml:space="preserve">術前禁煙で合併症の相対リスク 41% 減、1 週長いごとに効果が 19% 増、4 週以上で明らか。手術 8 週以内の禁煙でも合併症は増えない</w:t>
             </w:r>
           </w:p>
         </w:tc>
@@ -1378,7 +1378,7 @@
           <w:sz w:val="21"/>
           <w:szCs w:val="21"/>
         </w:rPr>
-        <w:t xml:space="preserve">麻酔管理料（Ⅰ）の「麻酔前後の診察は麻酔の当日以外に」は診療報酬の算定要件で、臨床の基準ではない。ASA Practice Advisory 2012 は低侵襲・低リスクなら当日の診察も認めている。</w:t>
+        <w:t xml:space="preserve">麻酔管理料（Ⅰ）の「麻酔前後の診察は麻酔の当日以外に」は診療報酬の算定要件で、臨床の基準ではない。ASA Practice Advisory 2012 は、重症度が低く侵襲が中〜低の手術なら初回の問診・診察を手術当日に行ってもよいとしている【要確認: L009 の原文（厚労省の告示・留意事項通知、令和 8 年度）と Practice Advisory 2012 本文の診察時期の記載】。</w:t>
       </w:r>
     </w:p>
     <w:p>
@@ -1397,7 +1397,7 @@
           <w:sz w:val="21"/>
           <w:szCs w:val="21"/>
         </w:rPr>
-        <w:t xml:space="preserve">過去にプロポフォールを問題なく使えたかを聞く。食物（卵・大豆）アレルギーだけで避ける根拠は乏しいが、国内添付文書は成分への過敏症を禁忌とする（成分にダイズ油・精製卵黄レシチン）。</w:t>
+        <w:t xml:space="preserve">過去にプロポフォールを問題なく使えたかを聞く。食物（卵・大豆）アレルギーだけで避ける根拠は乏しいが、国内添付文書は成分への過敏症を禁忌とする（成分にダイズ油・精製卵黄レシチン）【要確認: PMDA の 1% ディプリバン注 電子添文の「2. 禁忌」と「3. 組成・性状」の添加剤欄】。</w:t>
       </w:r>
     </w:p>
     <w:p>
@@ -1590,7 +1590,7 @@
           <w:sz w:val="21"/>
           <w:szCs w:val="21"/>
         </w:rPr>
-        <w:t xml:space="preserve">困難が予想されたら、上級医に相談して応援を頼み（遠隔でも）、ビデオ喉頭鏡を最初から使い、声門上器具とブジーを開けて置き、覚醒下挿管を考え、輪状甲状靱帯を触って（必要なら超音波で）印をつける。挿管の試行回数の上限と失敗時の次の手をチームで共有し、一人で「いろいろ試す」場面を作らない。</w:t>
+        <w:t xml:space="preserve">困難が予想されたら、上級医に相談して応援を頼み（遠隔でも）、ビデオ喉頭鏡を最初から使い、声門上器具とブジーを開けて置き、覚醒下挿管を考え、輪状甲状靱帯を触って（必要なら超音波で）印をつける。挿管の試行回数の上限と失敗時の次の手をチームで共有し、一人で「いろいろ試す」場面を作らない（講義者の運用提案）。</w:t>
       </w:r>
     </w:p>
     <w:p>
@@ -2381,7 +2381,7 @@
                 <w:sz w:val="19"/>
                 <w:szCs w:val="19"/>
               </w:rPr>
-              <w:t xml:space="preserve">麻酔科医 18 名で膜の上を正しく示せたのは 30%。肥満女性では 15 人中 0 人。超音波は触知の 2 倍の成功率</w:t>
+              <w:t xml:space="preserve">麻酔科医 18 名で膜の上を正しく示せたのは 30%。肥満女性では 15 人中 0 人。触知が難しい患者では、短い訓練を受けた麻酔科医の超音波による同定が触知の 2 倍の成功率</w:t>
             </w:r>
           </w:p>
         </w:tc>
@@ -2559,7 +2559,7 @@
           <w:sz w:val="21"/>
           <w:szCs w:val="21"/>
         </w:rPr>
-        <w:t xml:space="preserve">「3 横指」は約 4〜5 cm で、ASA の表の「切歯間距離 3 cm 未満」とは別の閾値。横指は人で幅が違うので cm で記録する。</w:t>
+        <w:t xml:space="preserve">「3 横指」は約 4〜5 cm で、ASA 2003・2013 の表の「切歯間距離 3 cm 未満」とは別の閾値【要確認: ASA 2013（Anesthesiology 2013;118:251-270）の表の原文と、ASA 2022 に同じ表が残っているか】。横指は人で幅が違うので cm で記録する。</w:t>
       </w:r>
     </w:p>
     <w:p>
@@ -2616,7 +2616,7 @@
           <w:sz w:val="21"/>
           <w:szCs w:val="21"/>
         </w:rPr>
-        <w:t xml:space="preserve">「LMA があるから大丈夫」と考えない。声門上器具も換気困難 0.5%、留置失敗 0.2% がある。頸部放射線治療後は声門上器具も輪状甲状靱帯切開も難しい。</w:t>
+        <w:t xml:space="preserve">「LMA があるから大丈夫」と考えない。声門上器具も換気困難 0.5%、留置失敗 0.2% がある。頸部放射線治療後は組織が硬く、マスク換気も輪状甲状靱帯切開も難しい。</w:t>
       </w:r>
     </w:p>
     <w:p>
@@ -2809,7 +2809,7 @@
           <w:sz w:val="21"/>
           <w:szCs w:val="21"/>
         </w:rPr>
-        <w:t xml:space="preserve">GLP-1 受容体作動薬は胃排出を遅らせ、絶飲食を守っても残胃が多い（週 1 回製剤で 56% 対 19%）が、誤嚥の増加はメタ解析で示されていない。休薬の効果は報告で一致しない。扱いは ASA 2023（週 1 回は 1 週前、1 日 1 回は当日の休薬を検討）と多学会 2024・英国・豪州（原則継続、24 時間の流動食、胃エコー）で違う。問診で薬の名前・用量・最後の投与日を「やせ薬」「週 1 回の注射」と具体的に聞き、消化器症状があれば待機手術は延期を検討、緊急は満腹として扱う。</w:t>
+        <w:t xml:space="preserve">GLP-1 受容体作動薬は胃排出を遅らせ、絶飲食を守っても残胃が多い（週 1 回製剤で 56% 対 19%）が、誤嚥の増加はメタ解析で示されておらず、休薬の効果も報告で一致しない。扱いは資料で違い、ASA 2023 の暫定ガイダンスは週 1 回は 1 週前・1 日 1 回は当日の休薬を検討、多学会 2024・英国・豪州（2025）は原則継続とし、24 時間の流動食は豪州・韓国が使用者全般に、多学会 2024 が胃排出遅延の懸念例に勧める（英国は勧めず通常の絶飲食）。問診で薬の名前・用量・最後の投与日を「やせ薬」「週 1 回の注射」と具体的に聞き、消化器症状があれば待機手術は延期を検討し、迷えば胃エコー、緊急は満腹として扱う。</w:t>
       </w:r>
     </w:p>
     <w:p>
@@ -2828,7 +2828,7 @@
           <w:sz w:val="21"/>
           <w:szCs w:val="21"/>
         </w:rPr>
-        <w:t xml:space="preserve">胃エコーはコンベックスを心窩部に矢状断で当て、肝左葉・膵・大動脈を目印に前庭部を仰臥位と右側臥位で見る。Grade 0（両方で空）・1（右側臥位だけ液体）は安心材料、Grade 2（両方で液体）、固形物、または推定量 1.5 mL/kg 以上は「満腹」。</w:t>
+        <w:t xml:space="preserve">胃エコーはコンベックスを心窩部に矢状断で当て、肝左葉・膵・大動脈を目印に前庭部を仰臥位と右側臥位で見る。Grade 0（両方で空）・1（右側臥位だけ液体）で固形物がなければ安心材料。Grade 2（両方で液体）は量を推定し、固形物が見えるか推定量 1.5 mL/kg 以上なら「満腹」とする。</w:t>
       </w:r>
     </w:p>
     <w:p>
@@ -3914,7 +3914,7 @@
           <w:sz w:val="21"/>
           <w:szCs w:val="21"/>
         </w:rPr>
-        <w:t xml:space="preserve">白内障手術 19,557 件の RCT では、検査セットの有無で合併症は両群とも 31.3/1,000 手術と差がなく、費用は検査群で 2.55 倍。日帰り手術では検査あり群で 7 日以内の再受診が増えた。ヘルニア手術では当日の検査で異常が出ても 61.6% はそのまま手術されていた。</w:t>
+        <w:t xml:space="preserve">白内障手術 19,557 件の RCT（Schein 2000）では、検査セットの有無で合併症は両群とも 31.3/1,000 手術と差がなかった（費用が検査群で 2.55 倍という値は別の 1 研究、1,005 手術の推計）。日帰り手術では検査あり群で 7 日以内の再受診が増えた。ヘルニア手術では当日の検査で異常が出ても 61.6% はそのまま手術されていた。</w:t>
       </w:r>
     </w:p>
     <w:p>
@@ -3971,7 +3971,7 @@
           <w:sz w:val="21"/>
           <w:szCs w:val="21"/>
         </w:rPr>
-        <w:t xml:space="preserve">HbA1c は糖尿病患者で 3 か月以内の値がなければ測る（NICE、2024 AHA/ACC Class 2a）。英国 AAGBI 2015 は 8.5%（69 mmol/mol）以上で待機手術を延期。妊娠反応は可能性を聞き、疑えば同意を得て検査する（未認識の妊娠 0.3%）。同意のない一律検査は勧めない。</w:t>
+        <w:t xml:space="preserve">HbA1c は糖尿病患者で 3 か月以内の値がなければ測り（NICE NG45。2024 AHA/ACC も Class 2a とするが解説論文 Kothari 2025 経由で本文とは未照合）、英国 AAGBI 2015 は 8.5%（69 mmol/mol）以上で待機手術を延期するとした【要確認: 英国の現行指針（CPOC 2021 以降）で閾値が同じか】。妊娠反応は可能性を聞き、疑えば同意を得て検査する（未認識の妊娠 0.3%）。同意のない一律検査は勧めない。</w:t>
       </w:r>
     </w:p>
     <w:p>
@@ -4009,7 +4009,7 @@
           <w:sz w:val="21"/>
           <w:szCs w:val="21"/>
         </w:rPr>
-        <w:t xml:space="preserve">国内では低リスク手術でも約 6 割に術前血液検査、全身麻酔の低リスク手術の 71.8% に呼吸機能検査が出されている。小児は半数に血液型、8 割に血小板が検査されるが輸血は 0.008%。院内のセットは「慣行」であり、療担規則の「診療上必要があると認められる場合」に照らして見直す。</w:t>
+        <w:t xml:space="preserve">国内では低リスク手術でも約 6 割に術前血液検査、全身麻酔の低リスク手術の 71.8% に呼吸機能検査が出されている。小児は半数に血液型、8 割に血小板が検査されるが輸血は 0.008%。講義者が調べた範囲ではルーチンの術前検査セットを定めた JSA の指針はなく、院内のセットは「慣行」であり、療担規則 第 20 条第 1 号の「診療上必要があると認められる場合」に照らして見直す【要確認: 療担規則の号の記号と文言（e-Gov）、JSA の指針がないこと（学会サイトの指針・提言の一覧）】。</w:t>
       </w:r>
     </w:p>
     <w:p>
@@ -4940,7 +4940,7 @@
           <w:sz w:val="21"/>
           <w:szCs w:val="21"/>
         </w:rPr>
-        <w:t xml:space="preserve">術前感染症検査（HBs・HCV・梅毒・HIV）は標準予防策の代わりにならない。出した検査の異常には対応する責任が生じる（1 施設で要精査例の精査は 52.9% だった）。HIV は本人の同意を得て行う。</w:t>
+        <w:t xml:space="preserve">術前感染症検査（HBs・HCV・梅毒・HIV）は標準予防策の代わりにならない。出した検査の異常には対応する責任が生じる（1 施設で要精査例の精査は 52.9% だった）。HIV は本人の同意を得て行う【要確認: 術前 HIV 検査の同意と保険算定の条件（厚労省の通知、日本エイズ学会の指針）】。</w:t>
       </w:r>
     </w:p>
     <w:p>
@@ -4959,7 +4959,7 @@
           <w:sz w:val="21"/>
           <w:szCs w:val="21"/>
         </w:rPr>
-        <w:t xml:space="preserve">T&amp;S で交差試験を省けるのは RhD 陽性で不規則抗体が陰性のときだけ。厚労省の旧指針は 2026 年 3 月廃止予定とされ、日本輸血・細胞治療学会「輸血療法実践ガイド」（2026 年 2 月）が引き継いだ【要確認: 廃止の実施】。</w:t>
+        <w:t xml:space="preserve">T&amp;S で交差試験を省けるのは RhD 陽性で不規則抗体が陰性のときだけ。厚労省の旧指針は 2026 年 3 月廃止予定とされ、日本輸血・細胞治療学会「輸血療法実践ガイド」（2026 年 2 月）が引き継いだ【要確認: 旧指針の廃止の実施（厚労省の通知）。ABO の別時点 2 検体確認、交差適合検体の 3 日以内（全例か、3 か月以内の輸血・妊娠歴がある人だけか）、T&amp;S の記載を、同ガイドと同学会の赤血球型検査ガイドラインで】。</w:t>
       </w:r>
     </w:p>
     <w:p>
@@ -5095,7 +5095,7 @@
           <w:sz w:val="21"/>
           <w:szCs w:val="21"/>
         </w:rPr>
-        <w:t xml:space="preserve">説明の責任は担当する麻酔科医にある（AAGBI 2017。JSA 認定施設の 96.7% で麻酔科医が説明）。外科医の説明だけでは麻酔固有のリスク（歯の損傷、硬膜穿刺後頭痛、神経障害、術中覚醒）が抜けやすい。動画や説明文書は補助で、対話なしでは有効な同意にならない。研修医は自分の立場を伝え、指導医の監督の下で行う。</w:t>
+        <w:t xml:space="preserve">説明の責任は担当する麻酔科医にあり（AAGBI 2017。JSA 認定施設の 96.7% で麻酔科医が説明、2005 年調査）、外科医の説明だけでは麻酔固有のリスク（歯の損傷、硬膜穿刺後頭痛、神経障害、術中覚醒）が抜けやすい（直接示したデータはなく経験則）。動画や説明文書は補助で、対話なしでは有効な同意にならない。研修医は自分の立場を伝え、指導医の監督の下で行う。</w:t>
       </w:r>
     </w:p>
     <w:p>
@@ -5114,7 +5114,7 @@
           <w:sz w:val="21"/>
           <w:szCs w:val="21"/>
         </w:rPr>
-        <w:t xml:space="preserve">待機手術では前日までに、手元に残る資料を渡して質問の時間をとり、当日・導入直前に初めて伝えない（AAGBI：同意は 1 回の出来事ではなく過程）。麻酔管理料（Ⅰ）の「術前診察は当日以外」は算定要件で、法的基準ではない。</w:t>
+        <w:t xml:space="preserve">AAGBI 2017 は、麻酔とリスクの情報をできるだけ早く（待機手術なら入院前・術前外来で）手元に残る資料で渡し、例外的な状況を除き導入直前に初めて伝えないとし、同意を 1 回の出来事ではなく過程と位置づける。国内では前日までを目安に資料を渡して質問の時間をとる（講師の運用提案）。麻酔管理料（Ⅰ）の「術前診察は当日以外」は算定要件で、法的基準ではない。</w:t>
       </w:r>
     </w:p>
     <w:p>
@@ -5133,7 +5133,7 @@
           <w:sz w:val="21"/>
           <w:szCs w:val="21"/>
         </w:rPr>
-        <w:t xml:space="preserve">話す内容は麻酔の流れ（絶飲食、前投薬、ルート、モニター、導入、術後鎮痛・制吐）、代替手段とうまくいかないときの次の手、よくあるリスク（吐き気、咽頭痛、歯・唇の損傷、しびれ、頭痛）、重大なリスク（神経・眼の障害、術中覚醒、アナフィラキシー、死亡）。チェックリストを読み上げず、その患者が重視するリスクを聞いて、その患者の状態でのリスクに合わせて話す。リスクを伝えなくてよい例外は「知りたくない」「説明自体が重大な害」「緊急で能力がない」の 3 つだけ。</w:t>
+        <w:t xml:space="preserve">話す内容は麻酔の流れ（絶飲食、前投薬、ルート、モニター、導入、術後鎮痛・制吐）、代替手段とうまくいかないときの次の手、よくあるリスク（吐き気、咽頭痛、歯・唇の損傷、しびれ、頭痛）、重大なリスク（神経・眼の障害、術中覚醒、アナフィラキシー、死亡）。チェックリストを読み上げず、その患者が重視するリスクを聞いて、その患者の状態でのリスクに合わせて話す。AAGBI 2017 では、リスクを伝えなくてよい例外は「知りたくない」「説明自体が重大な害」「緊急で能力がない」の 3 つだけ。</w:t>
       </w:r>
     </w:p>
     <w:p>
@@ -5190,7 +5190,7 @@
           <w:sz w:val="21"/>
           <w:szCs w:val="21"/>
         </w:rPr>
-        <w:t xml:space="preserve">18 歳以上は本人が同意（2022 年〜成年）。18 歳未満は親権者の同意で、離婚後の共同親権（2026 年 4 月〜）では予定手術は双方の同意を確認する。15〜17 歳で本人の意思も確認するのは輸血拒否ガイドラインの区分で、一般の医療同意年齢を定めた法令はない。成年後見人に医療同意権はないとされ、身寄りがない人は厚労省ガイドライン（2019）に沿ってチームと倫理委員会で検討する。緊急で同意がとれないときは推定的同意で行い、緊急性・省いた理由・事後の説明を記録する。</w:t>
+        <w:t xml:space="preserve">18 歳以上は本人が同意し（2022 年〜成年）、18 歳未満は親権者の同意で（離婚後の共同親権〔2026 年 4 月〜〕では予定手術は双方の同意を確認）、未成年にも年齢と理解力に応じて本人に説明して了解（アセント）を得る。15〜17 歳で本人の意思も確認するのは輸血拒否ガイドラインの区分で一般の医療同意年齢を定めた法令はなく、成年後見人に医療同意権はないとされ、身寄りがない人は厚労省ガイドライン（2019）に沿ってチームと倫理委員会で検討する。緊急で同意がとれないときは推定的同意で行い、緊急性・省いた理由・事後の説明を記録する。</w:t>
       </w:r>
     </w:p>
     <w:p>
@@ -5727,7 +5727,7 @@
                 <w:sz w:val="19"/>
                 <w:szCs w:val="19"/>
               </w:rPr>
-              <w:t xml:space="preserve">Choi PT, et al. Can J Anaesth 2003;50:460-469</w:t>
+              <w:t xml:space="preserve">Choi PT, et al. Can J Anaesth 2003;50:460-469／Cochrane 2017（切断型針のリスク比 2.14）</w:t>
             </w:r>
           </w:p>
         </w:tc>
@@ -5822,7 +5822,7 @@
                 <w:sz w:val="19"/>
                 <w:szCs w:val="19"/>
               </w:rPr>
-              <w:t xml:space="preserve">Pandit JJ, et al. Br J Anaesth 2014;113:549-559／Morimoto Y, et al. J Anesth 2011;25:72-77／Cook TM, et al. Anaesthesia 2014;69:1102-1116</w:t>
+              <w:t xml:space="preserve">Pandit JJ, et al. Br J Anaesth 2014;113:549-559／Sebel PS, et al. Anesth Analg 2004;99:833-839／Morimoto Y, et al. J Anesth 2011;25:72-77／Cook TM, et al. Anaesthesia 2014;69:1102-1116</w:t>
             </w:r>
           </w:p>
         </w:tc>
@@ -6235,7 +6235,7 @@
           <w:sz w:val="21"/>
           <w:szCs w:val="21"/>
         </w:rPr>
-        <w:t xml:space="preserve">判例・法令・厚労省通知の条文は原典サイト（courts.go.jp、e-Gov、mhlw.go.jp）に接続できず二次資料で照合した。講義前に原文で確かめる【要確認】。</w:t>
+        <w:t xml:space="preserve">判例・法令・厚労省通知・学会指針の原文は原典サイト（courts.go.jp、e-Gov、mhlw.go.jp、moj.go.jp、anesth.or.jp）に接続できず二次資料で照合した。講義前に原文で確かめる【要確認: 最判の判示の文言（courts.go.jp）、医療法・民法の条文（e-Gov）、L009 の留意事項と身寄りがない人の GL の成年後見人の記載（mhlw.go.jp）、改正民法 824 条の 2 での手術・麻酔の同意の扱い（法務省の Q&amp;A）、輸血拒否 GL の年齢区分・根拠法令・転院の記載（anesth.or.jp の GL PDF）、緊急時の推定的同意・緊急事務管理（民法 698 条）・正当業務行為（刑法 35 条）の整理（日本医事新報の Q&amp;A）】。</w:t>
       </w:r>
     </w:p>
     <w:p>
@@ -6390,7 +6390,7 @@
           <w:sz w:val="21"/>
           <w:szCs w:val="21"/>
         </w:rPr>
-        <w:t xml:space="preserve">黙って自動停止するのも、確認せず適用するのも誤り。米国では 1990 年代から「必須の再検討（required reconsideration）」が標準で、ASA の声明も自動停止の施設方針は自己決定に十分応えていないとする。国内の 1 施設では術前 DNAR 100 例の 73% が説明なしに自動停止され、54 例は本人が決定に参加していなかった。</w:t>
+        <w:t xml:space="preserve">黙って自動停止するのも、確認せず適用するのも誤り。米国では 1990 年代から「必須の再検討（required reconsideration）」が標準で、ASA の声明（2023 年再承認）も自動停止の施設方針は自己決定に十分応えていない可能性があるとする。国内の 1 施設では術前 DNAR 100 例の 73% が説明なしに自動停止され、54 例は本人が決定に参加していなかった。</w:t>
       </w:r>
     </w:p>
     <w:p>
@@ -6447,7 +6447,7 @@
           <w:sz w:val="21"/>
           <w:szCs w:val="21"/>
         </w:rPr>
-        <w:t xml:space="preserve">国内の枠組みは、日本集中治療医学会の勧告（心停止時にのみ有効、繰り返し話し合う、Partial DNAR は行わない、日本版 POLST に準拠しない）と、厚生労働省「人生の最終段階における医療・ケアの決定プロセスに関するガイドライン」（本人の意思 → 推定意思 → 本人にとっての最善、合意できなければ複数の専門家の話し合いの場）。周術期 DNAR を定めた国内ガイドラインはまだない。他院・前回入院の DNAR は経緯と本人の意思を確かめ直す。</w:t>
+        <w:t xml:space="preserve">国内の枠組みは、日本集中治療医学会の勧告（心停止時にのみ有効、繰り返し話し合う、Partial DNAR は行わない、日本版 POLST に準拠しない）と、厚生労働省「人生の最終段階における医療・ケアの決定プロセスに関するガイドライン」（本人の意思 → 推定意思 → 本人にとっての最善、合意できなければ複数の専門家の話し合いの場）。周術期 DNAR を定めた国内ガイドラインはまだない（Shimizu 2025。2026 年 10 月の検索で日本麻酔科学会の指針・声明も見つからなかった）。他院・前回入院の DNAR は経緯と本人の意思を確かめ直す。</w:t>
       </w:r>
     </w:p>
     <w:p>
@@ -7359,7 +7359,7 @@
           <w:sz w:val="21"/>
           <w:szCs w:val="21"/>
         </w:rPr>
-        <w:t xml:space="preserve">日本集中治療医学会の勧告は Partial DNAR を否定しており、ASA の選択肢 B と方向が食い違う。勧告は病棟・ICU の心停止を想定し、手術室への当てはめは明示されていない。処置を限定するときは、どの状況で何をしないかと理由を記録する。</w:t>
+        <w:t xml:space="preserve">日本集中治療医学会の勧告は Partial DNAR を否定しており、ASA の選択肢 B と方向が食い違う。勧告は病棟・ICU の心停止を想定し、手術室への当てはめは明示されていない。処置を限定するときは、どの状況で何をしないかと、その理由（患者の目標）を記録する（講義者の解釈）。</w:t>
       </w:r>
     </w:p>
     <w:p>
@@ -7416,7 +7416,7 @@
           <w:sz w:val="21"/>
           <w:szCs w:val="21"/>
         </w:rPr>
-        <w:t xml:space="preserve">ASA 声明の改訂日、日本集中治療医学会の勧告の項番号と注の文言、厚労省ガイドラインの本文は原典に接続できず二次資料で確認した【要確認】。</w:t>
+        <w:t xml:space="preserve">ASA 声明の改訂日、日本集中治療医学会の勧告の項番号・注の文言・巻頁（日集中医誌 24:208-209。目次か J-STAGE で照合）、厚労省ガイドラインの本文は原典に接続できず二次資料で確認した。日本麻酔科学会に周術期 DNAR の指針・声明がないことも、学会サイトの指針・声明一覧と学会誌で最終確認する【要確認】。</w:t>
       </w:r>
     </w:p>
     <w:p>
@@ -7533,7 +7533,7 @@
           <w:sz w:val="21"/>
           <w:szCs w:val="21"/>
         </w:rPr>
-        <w:t xml:space="preserve">延期すべき活動性の心疾患は、急性冠症候群・心筋梗塞後 60 日以内、非代償性心不全（起座呼吸、浮腫の悪化）、重症不整脈（新しい高心拍の心房細動、VT、高度ブロック）、症候性の重症弁膜症。新しい胸痛・息切れの悪化・失神があれば評価が終わるまで待機手術はしない。脳卒中・TIA 後は 3 か月以上延期（AHA/ACC 2024 Class 2a）。</w:t>
+        <w:t xml:space="preserve">延期すべき活動性の心疾患は、急性冠症候群、心筋梗塞後 60 日以内（Livhits 2011 の研究の数値にもとづく目安。待機期間の推奨文とクラスは 2024 AHA/ACC 本文で【要確認】）、非代償性心不全（起座呼吸、浮腫の悪化）、重症不整脈（新しい高心拍の心房細動、VT、高度ブロック）、症候性の重症弁膜症。新しい胸痛・息切れの悪化・失神があれば評価が終わるまで待機手術はしない。脳卒中・TIA 後は 3 か月以上延期（AHA/ACC 2024 Class 2a）。</w:t>
       </w:r>
     </w:p>
     <w:p>
@@ -7609,7 +7609,7 @@
           <w:sz w:val="21"/>
           <w:szCs w:val="21"/>
         </w:rPr>
-        <w:t xml:space="preserve">心電図は心疾患・症状があれば（2a）、低リスク手術の無症状者には出さない（3）。心エコーは新しい息切れ、心不全の所見、中等度以上の AS の疑い（Class I）で、無症状で安定していればルーチンにしない。負荷試験は上昇リスク手術で運動耐容能が不良・不明、しかも結果で管理が変わるときだけ（2b）。偶然見つかった Q 波や脚ブロックから冠動脈精査の連鎖を始めない。</w:t>
+        <w:t xml:space="preserve">AHA/ACC 2024 では、心電図は心疾患・症状があれば（2a）、低リスク手術の無症状者には出さない（3）。心エコーは新しい息切れ・心不全の所見（Class I）と、中等度以上の AS が疑われる上昇リスク手術（Class I）で行い、無症状で安定していればルーチンにしない。負荷試験は上昇リスク手術で運動耐容能が不良・不明、しかも結果で管理が変わるときだけ（2b）。偶然見つかった Q 波や脚ブロックから冠動脈精査の連鎖を始めない。</w:t>
       </w:r>
     </w:p>
     <w:p>
@@ -8540,7 +8540,7 @@
           <w:sz w:val="21"/>
           <w:szCs w:val="21"/>
         </w:rPr>
-        <w:t xml:space="preserve">糖尿病はインスリン治療中だけ数える。腎機能はクレアチニン 2.0 mg/dL 超。腹腔鏡も腹腔内手術として数えるのが一般的。</w:t>
+        <w:t xml:space="preserve">糖尿病はインスリン治療中だけ数える。腎機能はクレアチニン 2.0 mg/dL 超。原著の高リスク手術の定義は開腹か腹腔鏡かを区別しておらず、腹腔鏡も腹腔内手術として数えるのが一般的だが、低侵襲手術では割り付けが難しい【要確認: その根拠を原著の Methods と RCRI の後続の検証研究の定義で】。</w:t>
       </w:r>
     </w:p>
     <w:p>
@@ -8578,7 +8578,7 @@
           <w:sz w:val="21"/>
           <w:szCs w:val="21"/>
         </w:rPr>
-        <w:t xml:space="preserve">DAPT の継続期間（JCS 2020：高出血リスクなら 1〜3 か月）と、手術を延期する期間の推奨は別物。</w:t>
+        <w:t xml:space="preserve">国内では短期 DAPT が多いので、予定の DAPT 期間と終了日を必ず確認し、DAPT 中の待機手術は PCI を行った循環器内科医と協議する（→ 4-8、4-12）。</w:t>
       </w:r>
     </w:p>
     <w:p>
@@ -8597,7 +8597,7 @@
           <w:sz w:val="21"/>
           <w:szCs w:val="21"/>
         </w:rPr>
-        <w:t xml:space="preserve">JCS 2022 本文（図 1、Step 4 の推奨文、DASI・BNP の推奨表、CQ2）と 2024 AHA/ACC 本文には接続できず、二次資料で確認した。講義前に原文で確かめる【要確認】。</w:t>
+        <w:t xml:space="preserve">JCS 2022 本文（図 1、Step 4 の推奨文、DASI・BNP の推奨表、CQ2）、2024 AHA/ACC 本文、CCS 2017 本文の RCRI 点数別リスクの表（0 点 3.9% などは二次資料の表による）には接続できず、二次資料で確認した。講義前に原文で確かめる【要確認】。</w:t>
       </w:r>
     </w:p>
     <w:p>
@@ -8733,7 +8733,7 @@
           <w:sz w:val="21"/>
           <w:szCs w:val="21"/>
         </w:rPr>
-        <w:t xml:space="preserve">重症 AS の定義は最高血流速度 4.0 m/s 以上、平均圧較差 40 mmHg 以上、弁口面積 1.0 cm² 未満（係数 0.6 cm²/m² 未満）。超重症は 5.0 m/s・60 mmHg・0.6 cm² 未満。高齢者は活動を自分で制限して症状が出ないことがあるので、収縮期雑音を聴いたら心エコー。</w:t>
+        <w:t xml:space="preserve">重症 AS の定義は最高血流速度 4.0 m/s 以上、平均圧較差 40 mmHg 以上、弁口面積 1.0 cm² 未満（係数 0.6 cm²/m² 未満）。超重症は 5.0 m/s 以上、60 mmHg 以上、または 0.6 cm² 未満（国内エキスパートパネルの基準：Inohara 2023）。高齢者は活動を自分で制限して症状が出ないことがあるので、収縮期雑音を聴いたら心エコー。</w:t>
       </w:r>
     </w:p>
     <w:p>
@@ -8809,7 +8809,7 @@
           <w:sz w:val="21"/>
           <w:szCs w:val="21"/>
         </w:rPr>
-        <w:t xml:space="preserve">CIED はデバイス手帳で機種、植込みの理由、ペーシング依存、最終点検（ペースメーカー 12 か月、ICD 6 か月以内）を確かめる。ペーシング依存で臍より上の手術なら非同期に再設定か磁石。ICD に磁石を置くと多くの機種で頻拍治療が止まり、ペーシングは変わらない（例外あり）。バイポーラ優先、短い通電、対極板の位置、除細動パッド。設定を変えたら監視下を離れる前に戻す。</w:t>
+        <w:t xml:space="preserve">CIED はデバイス手帳で機種、植込みの理由、ペーシング依存、最終点検（ペースメーカー 12 か月、ICD 6 か月以内）を確かめる。ペーシング依存で臍より上の手術なら非同期に再設定か磁石。ICD に磁石を置くと多くの機種で頻拍治療が止まり、ペーシングは変わらない（例外あり）。バイポーラ優先、短い通電、対極板の位置、除細動パッド。設定を変えたら監視下を離れる前に戻し（AHA/ACC 2024 より安全側の運用）、磁石の置き場所を全員が知っておく。</w:t>
       </w:r>
     </w:p>
     <w:p>
@@ -8828,7 +8828,7 @@
           <w:sz w:val="21"/>
           <w:szCs w:val="21"/>
         </w:rPr>
-        <w:t xml:space="preserve">心房細動は心拍数 100 超なら術前に薬で整え、β遮断薬・Ca 拮抗薬は当日も続ける。周術期に新たに出た心房細動は外来フォローと血栓リスク評価（Class I）。肺高血圧（平均肺動脈圧 20 mmHg 超、2022 ESC/ERS）は非心臓手術の早期死亡 7%、肺動脈性肺高血圧の緊急手術では 15%。治療薬は続け（Class I）、低酸素・高 CO2・アシドーシス・低体温・低血圧を避ける。待機手術は専門施設へ、緊急なら専門医に電話してから。</w:t>
+        <w:t xml:space="preserve">心房細動は心拍数 100 超なら術前に薬で整え、β遮断薬・Ca 拮抗薬は当日も続ける。周術期に新たに出た心房細動は外来フォローと血栓リスク評価（Class I）。肺高血圧（平均肺動脈圧 20 mmHg 超、2022 ESC/ERS）は非心臓手術の早期死亡 7%、肺動脈性肺高血圧の緊急手術では 15%。治療薬は続け（AHA/ACC 2024 Class I）、低酸素・高 CO2・アシドーシス・低体温・低血圧を避ける（教科書的な一般論）。待機手術は専門施設へ、緊急なら専門医に電話してから。</w:t>
       </w:r>
     </w:p>
     <w:p>
@@ -9220,7 +9220,7 @@
                 <w:sz w:val="19"/>
                 <w:szCs w:val="19"/>
               </w:rPr>
-              <w:t xml:space="preserve">平均動脈圧 60〜65 mmHg 以上または収縮期 90 mmHg 以上を維持（2024 AHA/ACC Class 1）。AS 専用の目標ではなく、重症 AS ではこの下限を割らせない</w:t>
+              <w:t xml:space="preserve">平均動脈圧 60〜65 mmHg 以上または収縮期 90 mmHg 以上を維持（2024 AHA/ACC Class 1）。AS 専用の目標ではない。重症 AS ではこの下限を割らせず術前の血圧に近く保つ（専門家意見）</w:t>
             </w:r>
           </w:p>
         </w:tc>
@@ -9764,6 +9764,25 @@
     </w:p>
     <w:p>
       <w:pPr>
+        <w:pStyle w:val="ListParagraph"/>
+        <w:numPr>
+          <w:ilvl w:val="0"/>
+          <w:numId w:val="2"/>
+        </w:numPr>
+        <w:spacing w:after="80" w:line="300"/>
+      </w:pPr>
+      <w:r>
+        <w:rPr>
+          <w:rFonts w:ascii="Meiryo" w:cs="Meiryo" w:eastAsia="Meiryo" w:hAnsi="Meiryo"/>
+          <w:color w:val="262626"/>
+          <w:sz w:val="21"/>
+          <w:szCs w:val="21"/>
+        </w:rPr>
+        <w:t xml:space="preserve">講義前に原文で確かめる【要確認】：AS の超重症の基準（JCS 2020 弁膜症ガイドライン Circ J 2020;84:2037-2119 の重症度表で「以上／未満」の表記と、弁口面積 0.6 cm² 未満の基準があるか）、肺高血圧の術中に避ける項目（AHA 2023 Scientific Statement（Rajagopal 2023）の術中管理の項）。</w:t>
+      </w:r>
+    </w:p>
+    <w:p>
+      <w:pPr>
         <w:spacing w:after="40" w:before="160" w:line="276"/>
       </w:pPr>
       <w:r>
@@ -9914,7 +9933,7 @@
           <w:sz w:val="21"/>
           <w:szCs w:val="21"/>
         </w:rPr>
-        <w:t xml:space="preserve">COPD：吸入薬は当日も続け（持参させる）、増悪中は症状が元に戻るまで延期、未治療なら術前に治療を始める。肺機能検査はルーチンには不要で、FEV1 の値だけで手術を断ったり延期したりしない。喘息：コントロール良好な時期に手術し、ICS は続ける。不良（日中症状 週 2 回超、夜間覚醒、発作治療薬 週 2 回超、活動制限）なら延期して呼吸器内科へ。延期できなければ術前 5 日の全身ステロイド＋β2 刺激薬。できれば挿管を避ける（区域麻酔、声門上器具）。</w:t>
+        <w:t xml:space="preserve">COPD：吸入薬は当日も続け（持参させる）、増悪中は症状が元に戻るまで延期、未治療なら術前に治療を始める。肺機能検査はルーチンには不要で、FEV1 の値だけで手術を断ったり延期したりしない。喘息：コントロール良好な時期に手術し、ICS は続ける。GINA の過去 4 週の 4 項目（日中症状 週 2 回超、夜間覚醒、発作治療薬 週 2 回超、活動制限）が 1 つでもあれば良好とはいえず、最近の増悪・夜間症状・発作治療薬の増加があれば延期して呼吸器内科へ。延期できなければ術前 5 日の全身ステロイド＋β2 刺激薬。できれば挿管を避ける（区域麻酔、声門上器具）。</w:t>
       </w:r>
     </w:p>
     <w:p>
@@ -9990,7 +10009,7 @@
           <w:sz w:val="21"/>
           <w:szCs w:val="21"/>
         </w:rPr>
-        <w:t xml:space="preserve">小児の上気道炎：38℃ 超の発熱、ぐったり、膿性鼻汁、湿性咳嗽、喘鳴・ラ音、気管挿管が要る・気道の手術なら延期を考える。上気道炎が今ある、または 2 週以内ならリスク約 2 倍。透明な鼻汁だけなら多くは可。進めるならフェイスマスクか声門上器具、プロポフォールで静脈導入、導入 10〜30 分前のサルブタモール吸入を考える（国内では予防投与は適応外）。延期は症状が消えてから 2〜3 週が目安。迷えば延期し、保護者と主治医に共有する。</w:t>
+        <w:t xml:space="preserve">小児の上気道炎：38℃ 超の発熱、ぐったり、膿性鼻汁、湿性咳嗽、喘鳴・ラ音、気管挿管が要る・気道の手術なら延期を考える。上気道炎が今ある、または 2 週以内ならリスク約 2 倍。透明な鼻汁だけなら多くは可。進めるならフェイスマスクか声門上器具、プロポフォールで静脈導入、導入 10〜30 分前のサルブタモール吸入を考える（国内では予防投与は適応外）。延期は症状が消えてから 2〜3 週が目安。喉頭痙攣・気管支攣縮・低酸素に備え、迷えば延期して保護者と主治医に共有する。</w:t>
       </w:r>
     </w:p>
     <w:p>
@@ -10907,7 +10926,7 @@
                 <w:sz w:val="19"/>
                 <w:szCs w:val="19"/>
               </w:rPr>
-              <w:t xml:space="preserve">COVIDSurg Collaborative. Anaesthesia 2021;76:748-758</w:t>
+              <w:t xml:space="preserve">COVIDSurg Collaborative, GlobalSurg Collaborative. Anaesthesia 2021;76:748-758</w:t>
             </w:r>
           </w:p>
         </w:tc>
@@ -11054,7 +11073,7 @@
           <w:sz w:val="21"/>
           <w:szCs w:val="21"/>
         </w:rPr>
-        <w:t xml:space="preserve">JSA 禁煙プラクティカルガイド、ASA 2014 OSA ガイドライン、GINA・GOLD の手術の節、PMDA 電子添文は原文に接続できず二次資料で確認した【要確認】。</w:t>
+        <w:t xml:space="preserve">JSA 禁煙プラクティカルガイド、ASA 2014 OSA ガイドライン、GINA・GOLD の手術の節、PMDA 電子添文は原文に接続できず二次資料で確認した。小児の上気道炎で延期を考える 38℃ 超の出典も Egbuta 2020 の本文で確かめる【要確認】。</w:t>
       </w:r>
     </w:p>
     <w:p>
@@ -11266,7 +11285,7 @@
           <w:sz w:val="21"/>
           <w:szCs w:val="21"/>
         </w:rPr>
-        <w:t xml:space="preserve">Child-Pugh C または MELD 20 超では術後の非代償化と死亡のリスクが高く、最も緊急性の高い手術に限る。MELD 15 以上は待機手術の前に肝臓専門医・移植施設へ相談する（AGA 2019）。緊急手術の死亡は待機手術の約 3〜5 倍。腹水・脳症・Na 130 未満・栄養は整えてから（Na の補正は急がない）。急性肝炎・アルコール性肝炎・急性肝不全では待機手術を延期する。</w:t>
+        <w:t xml:space="preserve">Child-Pugh C または MELD 20 超では術後の非代償化と死亡のリスクが高く、最も緊急性の高い手術に限る。MELD 15 以上は待機手術の前に肝臓専門医・移植施設へ相談する（AGA 2019）。緊急手術の死亡は待機手術の約 3〜5 倍で、迷ったら一人で抱えず早めに本土の専門医に電話し、搬送の判断を先にする。腹水・脳症・Na 130 未満・栄養は整えてから（Na の補正は急がない）。急性ウイルス性肝炎・アルコール性肝炎・急性肝不全では待機手術を延期するのが教科書的な目安（Friedman 1999 の総説など）。</w:t>
       </w:r>
     </w:p>
     <w:p>
@@ -12159,7 +12178,7 @@
           <w:sz w:val="21"/>
           <w:szCs w:val="21"/>
         </w:rPr>
-        <w:t xml:space="preserve">海外の「腎不全ならシスアトラクリウム」は国内未承認なので使えない。国内で使える非脱分極性筋弛緩薬はロクロニウムとベクロニウム。エノキサパリンの海外の CLcr 30 未満で減量する用法も国内では使えない（投与間隔の延長）。</w:t>
+        <w:t xml:space="preserve">海外の「腎不全ならシスアトラクリウム」は国内未承認なので使えない。国内で使える非脱分極性筋弛緩薬はロクロニウムとベクロニウム。エノキサパリンも国内では CLcr 30 未満が禁忌（添付文書）で、海外の減量用法は使えない。CLcr 30〜50 で出血リスクが高ければ、減量ではなく投与間隔を延ばす。</w:t>
       </w:r>
     </w:p>
     <w:p>
@@ -12197,7 +12216,7 @@
           <w:sz w:val="21"/>
           <w:szCs w:val="21"/>
         </w:rPr>
-        <w:t xml:space="preserve">肝硬変では「効きが遅い」と思ってロクロニウムを追加すると遷延する。ベンゾジアゼピンは初発の肝性脳症を約 5 倍にする。どちらも少量から滴定する。</w:t>
+        <w:t xml:space="preserve">肝硬変では「効きが遅い」と思ってロクロニウムを追加すると遷延する。ベンゾジアゼピンは使い始めて 3〜10 日目に初発の肝性脳症が約 5 倍（観察研究、Grønbæk 2018）。どちらも少量から滴定する。</w:t>
       </w:r>
     </w:p>
     <w:p>
@@ -12235,7 +12254,7 @@
           <w:sz w:val="21"/>
           <w:szCs w:val="21"/>
         </w:rPr>
-        <w:t xml:space="preserve">日本透析医学会のシャント肢の文言、AGA 2019 原文、各添付文書（クレキサン、アネレム、モルヒネ）の条文は原典で確認できていない【要確認】。</w:t>
+        <w:t xml:space="preserve">日本透析医学会のシャント肢の文言、AGA 2019 原文、各添付文書（クレキサン、アネレム、モルヒネ）の条文、急性肝炎などで待機手術を延期する記載（Friedman 1999 の本文。PubMed に抄録なし）は原典で確認できていない【要確認】。</w:t>
       </w:r>
     </w:p>
     <w:p>
@@ -12333,7 +12352,7 @@
           <w:sz w:val="21"/>
           <w:szCs w:val="21"/>
         </w:rPr>
-        <w:t xml:space="preserve">フレイルが予後を決める。CFS（Clinical Frailty Scale）でフレイルの高齢手術患者は全死亡のオッズ比 4.0、1 年死亡 13.6% 対 4.8%、合併症 OR 2.5、在院 1.7 倍、施設退院 OR 20、術後せん妄 OR 2.1。ASA-PS や心リスク指数にフレイルを足すと予測が良くなる。</w:t>
+        <w:t xml:space="preserve">フレイルが予後を決める。CFS（Clinical Frailty Scale）でフレイルなら全死亡のオッズ比 4.0（メタ解析）、診断コードで定義したフレイルでは 1 年死亡 13.6% 対 4.8%（術直後ほど差が大きい）、Fried 基準の改変（Makary 2010）では合併症 OR 2.5・在院 1.7 倍・施設退院 OR 20、術前のフレイルで術後せん妄 OR 2.1（メタ解析）。ASA-PS や心リスク指数にフレイルを足すと予測が良くなる。</w:t>
       </w:r>
     </w:p>
     <w:p>
@@ -12371,7 +12390,7 @@
           <w:sz w:val="21"/>
           <w:szCs w:val="21"/>
         </w:rPr>
-        <w:t xml:space="preserve">65 歳を超える全員に Mini-Cog（3 語の遅延再生＋時計描画、2〜4 分、2 点以下で陽性）でベースラインの認知機能を測り、「術後に混乱・記憶障害が起こりうる」と説明する（ASA Brain Health の専門家合意）。眼鏡・補聴器をつけ、前投薬の前に行う。陽性は診断ではなく、詳しい評価につなぎ、家族に周術期神経認知障害のリスクを説明し、意思決定能力を確かめる（4-5）。陰性でもせん妄のリスクが低いとは言えない（感度 0.50）。</w:t>
+        <w:t xml:space="preserve">65 歳を超える全員にベースラインの簡易スクリーニングを行い、「術後に混乱・記憶障害が起こりうる」と説明する（ASA Brain Health の専門家合意）。手段は Mini-Cog（3 語の遅延再生＋時計描画、2〜4 分、2 点以下で陽性）で、眼鏡・補聴器をつけ、前投薬の前に行う。陽性は診断ではなく、詳しい評価につなぎ、家族に周術期神経認知障害のリスクを説明し、意思決定能力を確かめる（4-5）。陰性でもせん妄のリスクが低いとは言えない（感度 0.50）。</w:t>
       </w:r>
     </w:p>
     <w:p>
@@ -12390,7 +12409,7 @@
           <w:sz w:val="21"/>
           <w:szCs w:val="21"/>
         </w:rPr>
-        <w:t xml:space="preserve">術後せん妄は大手術で 20〜40%、大腿骨近位部骨折で 35〜65% に起き、半数以上が見逃される（低活動型）。リスク因子は高齢、ASA-PS 3 以上、Charlson 2 超、MMSE 25 未満（ESAIC 2024）、フレイル、感覚障害、低栄養、多剤、貧血、社会的因子、せん妄の既往、アルコール多飲、ベンゾジアゼピン、全身麻酔の手術（国内のせん妄ハイリスク患者ケア加算：1 項目以上でハイリスク）。回復室を出る前と病棟でスクリーニングする。</w:t>
+        <w:t xml:space="preserve">術後せん妄は大手術で 20〜40%、大腿骨近位部骨折で 35〜65% に起き、半数以上が見逃される（低活動型）。リスク因子は高齢、ASA-PS 3 以上、Charlson 2 超、MMSE 25 未満（ESAIC 2024）、フレイル、感覚障害、低栄養、多剤、貧血、社会的因子（ESAIC が求める高齢者評価）、せん妄の既往、アルコール多飲、ベンゾジアゼピン、全身麻酔の手術（国内のせん妄ハイリスク患者ケア加算：1 項目以上でハイリスク）。回復室を出る前にせん妄をスクリーニングし、病棟でも CAM などで続ける（Peden 2021）。</w:t>
       </w:r>
     </w:p>
     <w:p>
@@ -12409,7 +12428,7 @@
           <w:sz w:val="21"/>
           <w:szCs w:val="21"/>
         </w:rPr>
-        <w:t xml:space="preserve">予防は多因子の非薬物的介入（見当識、睡眠、早期離床、眼鏡・補聴器、水分・栄養、鎮痛、薬の見直し、酸素化、便秘）で、AGS 2015・ESAIC 2024 とも強い推奨。メタ解析でせん妄のオッズ 44% 減、老年科医の関与で骨折のせん妄 32% 対 50%。薬で予防しない（ESAIC：どの予防薬も提案しない。抗精神病薬は根拠不十分、コリンエステラーゼ阻害薬は始めない）。ラメルテオン・スボレキサント・抑肝散の術前投与もせん妄予防の効能はなく、手術患者での根拠がない。</w:t>
+        <w:t xml:space="preserve">予防は多因子の非薬物的介入（見当識、睡眠、早期離床、眼鏡・補聴器、水分・栄養、鎮痛、薬の見直し、酸素化、便秘）で、AGS 2015・ESAIC 2024 とも強い推奨。メタ解析でせん妄のオッズ 44% 減、老年科医の関与で骨折のせん妄 32% 対 50%。薬で予防しない（ESAIC 2024：どの予防薬も提案しない〔弱い推奨〕。AGS 2015：抗精神病薬の予防投与は根拠不十分、コリンエステラーゼ阻害薬は新しく始めない〔強い推奨〕）。ラメルテオン・スボレキサント・抑肝散の術前投与もせん妄予防の効能はなく、手術患者での根拠がない。</w:t>
       </w:r>
     </w:p>
     <w:p>
@@ -13207,7 +13226,7 @@
                 <w:sz w:val="19"/>
                 <w:szCs w:val="19"/>
               </w:rPr>
-              <w:t xml:space="preserve">区域麻酔と術後せん妄（大腿骨近位部骨折 RCT）</w:t>
+              <w:t xml:space="preserve">麻酔法・脳波ガイドと術後せん妄（RCT）</w:t>
             </w:r>
           </w:p>
         </w:tc>
@@ -13238,7 +13257,7 @@
                 <w:sz w:val="19"/>
                 <w:szCs w:val="19"/>
               </w:rPr>
-              <w:t xml:space="preserve">REGAIN：脊麻 20.5% 対 全身麻酔 19.7%。RAGA（鎮静なし区域麻酔）：6.2% 対 5.1%。脳波ガイド ENGAGES：26.0% 対 23.0%</w:t>
+              <w:t xml:space="preserve">大腿骨近位部骨折：REGAIN 脊麻 20.5% 対 全身麻酔 19.7%、RAGA（鎮静なし区域麻酔）6.2% 対 5.1%。脳波ガイド ENGAGES（60 歳以上 1,232 人）：26.0% 対 23.0%</w:t>
             </w:r>
           </w:p>
         </w:tc>
@@ -13321,7 +13340,7 @@
           <w:sz w:val="21"/>
           <w:szCs w:val="21"/>
         </w:rPr>
-        <w:t xml:space="preserve">CFS は急性期の状態ではなく病前（約 2 週間前）で付ける。救急外来で付けると過大評価になる。若年者や固定した単一障害では検証されていない。周術期の閾値（4 以上か 5 以上か）に統一された基準はない。</w:t>
+        <w:t xml:space="preserve">CFS は急性期の状態ではなく病前（約 2 週間前）で付ける。救急外来で付けると過大評価になる。若年者や固定した単一障害では検証されていない。周術期の閾値（4 以上か 5 以上か）に統一された基準はない【要確認: 周術期の閾値を定めたガイドラインがあるか（英国 CPOC-BGS 2021 本文の CFS の項）】。</w:t>
       </w:r>
     </w:p>
     <w:p>
@@ -13417,6 +13436,25 @@
           <w:szCs w:val="21"/>
         </w:rPr>
         <w:t xml:space="preserve">常用しているベンゾジアゼピンやドネペジルを急に中止すると離脱せん妄や悪化を起こしうる。飲酒量を必ず聞く（4-1）。</w:t>
+      </w:r>
+    </w:p>
+    <w:p>
+      <w:pPr>
+        <w:pStyle w:val="ListParagraph"/>
+        <w:numPr>
+          <w:ilvl w:val="0"/>
+          <w:numId w:val="2"/>
+        </w:numPr>
+        <w:spacing w:after="80" w:line="300"/>
+      </w:pPr>
+      <w:r>
+        <w:rPr>
+          <w:rFonts w:ascii="Meiryo" w:cs="Meiryo" w:eastAsia="Meiryo" w:hAnsi="Meiryo"/>
+          <w:color w:val="262626"/>
+          <w:sz w:val="21"/>
+          <w:szCs w:val="21"/>
+        </w:rPr>
+        <w:t xml:space="preserve">Peden 2021 本文（6 項目の文言と Mini-Cog の記載の有無、回復室を出る前と病棟でのせん妄スクリーニングの時点と頻度）、ロゼレム・ベルソムラ・抑肝散エキス製剤の電子添文（PMDA）の効能又は効果（せん妄の予防がないこと）、MMSE 23/24 の区切りの原著（Anthony 1982 など）は原文で未確認【要確認】。</w:t>
       </w:r>
     </w:p>
     <w:p>
@@ -13590,7 +13628,7 @@
           <w:sz w:val="21"/>
           <w:szCs w:val="21"/>
         </w:rPr>
-        <w:t xml:space="preserve">アスピリン（低用量）は原則続ける（PCI 既往では Class 1）。頭蓋内・脊柱管内など閉鎖腔の手術は別で、一次予防だけなら処方医と相談して中止も。P2Y12 阻害薬の手術での休薬の目安はクロピドグレル 5 日、プラスグレル 7 日、チカグレロル 3〜5 日（国内添付文書は 14 日以上）。DAPT 中の待機手術は延期が第一で、PCI 施行医に相談する。NSAIDs・SSRI・抗凝固薬の併用で出血は増え、単剤の表は使えない。</w:t>
+        <w:t xml:space="preserve">アスピリン（低用量）は原則続ける（PCI 既往では 2024 AHA/ACC で Class 1）。頭蓋内・脊柱管内など閉鎖腔の手術は別で、一次予防だけなら処方医と相談して中止も。P2Y12 阻害薬の手術での休薬の目安（ACCP 2022・ESC 2022）はクロピドグレル 5 日、プラスグレル 7 日（国内添付文書はこの 2 剤とも 14 日以上）、チカグレロル 3〜5 日。DAPT 中の待機手術は延期が第一で、PCI 施行医に相談する。NSAIDs・SSRI・抗凝固薬の併用で出血は増え、単剤の表は使えない。</w:t>
       </w:r>
     </w:p>
     <w:p>
@@ -13963,7 +14001,7 @@
                 <w:sz w:val="19"/>
                 <w:szCs w:val="19"/>
               </w:rPr>
-              <w:t xml:space="preserve">低出血リスク 1 日前・高出血リスク 2 日前に休薬、ブリッジなし・凝固検査なし。30 日大出血：アピキサバン 1.35%、ダビガトラン 0.90%、リバーロキサバン 1.85%。動脈血栓塞栓症 0.16%、0.60%、0.37%。高出血リスク手技の大出血 約 2.95%</w:t>
+              <w:t xml:space="preserve">低出血リスク 1 日前・高出血リスク 2 日前に休薬、ブリッジなし・凝固検査なし。30 日大出血：アピキサバン 1.35%、ダビガトラン 0.90%、リバーロキサバン 1.85%。動脈血栓塞栓症 0.16%、0.60%、0.37%。高出血リスク手技の大出血：アピキサバン 2.96%、リバーロキサバン 2.95%</w:t>
             </w:r>
           </w:p>
         </w:tc>
@@ -14616,7 +14654,7 @@
           <w:sz w:val="21"/>
           <w:szCs w:val="21"/>
         </w:rPr>
-        <w:t xml:space="preserve">ASRA 第 5 版の原文、国内 3 学会 改訂第 2 版（2026）の本文と薬剤別休薬期間表、PMDA 電子添文は接続できず二次資料で確認した。国内の列は原文を確かめてから加える【要確認】。</w:t>
+        <w:t xml:space="preserve">ASRA 第 5 版の原文、国内 3 学会 改訂第 2 版（2026）の本文と薬剤別休薬期間表、PMDA 電子添文は接続できず二次資料で、2024 AHA/ACC のアスピリンの推奨（PCI 既往で Class 1）は要約論文で確認した（原文 Thompson 2024 の推奨表は未確認）。国内の列は原文を確かめてから加える【要確認】。</w:t>
       </w:r>
     </w:p>
     <w:p>
@@ -15797,7 +15835,7 @@
           <w:sz w:val="21"/>
           <w:szCs w:val="21"/>
         </w:rPr>
-        <w:t xml:space="preserve">「空腹時 200 以上や尿ケトン陽性なら延期」という国内の基準は原本を確認できていない。日本糖尿病学会 Recommendation の逐語、PMDA 電子添文の禁忌の項番号、ADA 2026 の HbA1c 目標も要確認【要確認】。</w:t>
+        <w:t xml:space="preserve">「空腹時 200 以上や尿ケトン陽性なら延期」という国内の基準、術前の目安（空腹時 100〜140・食後 160〜200 mg/dL、尿ケトン陰性）、メトホルミン 2 日前休薬の記載とその対象（全手術か消化器手術か）は、糖尿病専門医研修ガイドブック（第 8 版 2020、第 9 版 2023）・糖尿病治療ガイドの原本を確認できていない（目安と 2 日前休薬は合同声明 Sasaki 2022 の引用でしか確認していない）。日本糖尿病学会 Recommendation の逐語、PMDA 電子添文の禁忌の項番号、ADA 2026 の HbA1c 目標、絶食中の追加インスリンの扱い（ADA Standards of Care 2026 第 16 章）も要確認【要確認】。</w:t>
       </w:r>
     </w:p>
     <w:p>
